--- a/ideias de catalogo e perguntas.docx
+++ b/ideias de catalogo e perguntas.docx
@@ -3,318 +3,276 @@
 <w:document xmlns:wpc="http://schemas.microsoft.com/office/word/2010/wordprocessingCanvas" xmlns:cx="http://schemas.microsoft.com/office/drawing/2014/chartex" xmlns:mc="http://schemas.openxmlformats.org/markup-compatibility/2006" xmlns:o="urn:schemas-microsoft-com:office:office" xmlns:r="http://schemas.openxmlformats.org/officeDocument/2006/relationships" xmlns:m="http://schemas.openxmlformats.org/officeDocument/2006/math" xmlns:v="urn:schemas-microsoft-com:vml" xmlns:wp14="http://schemas.microsoft.com/office/word/2010/wordprocessingDrawing" xmlns:wp="http://schemas.openxmlformats.org/drawingml/2006/wordprocessingDrawing" xmlns:w10="urn:schemas-microsoft-com:office:word" xmlns:w="http://schemas.openxmlformats.org/wordprocessingml/2006/main" xmlns:w14="http://schemas.microsoft.com/office/word/2010/wordml" xmlns:w15="http://schemas.microsoft.com/office/word/2012/wordml" xmlns:w16se="http://schemas.microsoft.com/office/word/2015/wordml/symex" xmlns:wpg="http://schemas.microsoft.com/office/word/2010/wordprocessingGroup" xmlns:wpi="http://schemas.microsoft.com/office/word/2010/wordprocessingInk" xmlns:wne="http://schemas.microsoft.com/office/word/2006/wordml" xmlns:wps="http://schemas.microsoft.com/office/word/2010/wordprocessingShape" mc:Ignorable="w14 w15 w16se wp14">
   <w:body>
     <w:p>
-      <w:r>
-        <w:rPr>
-          <w:noProof/>
+      <w:pPr>
+        <w:pStyle w:val="SemEspaamento"/>
+        <w:rPr>
+          <w:b/>
+        </w:rPr>
+      </w:pPr>
+      <w:r>
+        <w:rPr>
+          <w:b/>
+        </w:rPr>
+        <w:t xml:space="preserve">Biscoitos de </w:t>
+      </w:r>
+      <w:r>
+        <w:rPr>
+          <w:b/>
+        </w:rPr>
+        <w:t>Ninho</w:t>
+      </w:r>
+      <w:r>
+        <w:rPr>
+          <w:b/>
+        </w:rPr>
+        <w:t>:</w:t>
+      </w:r>
+    </w:p>
+    <w:p>
+      <w:pPr>
+        <w:pStyle w:val="SemEspaamento"/>
+        <w:rPr>
+          <w:i/>
+          <w:sz w:val="20"/>
+          <w:szCs w:val="20"/>
+        </w:rPr>
+      </w:pPr>
+      <w:r>
+        <w:rPr>
+          <w:i/>
+          <w:sz w:val="20"/>
+          <w:szCs w:val="20"/>
+        </w:rPr>
+        <w:t>Ingredientes: farinha de trigo,</w:t>
+      </w:r>
+      <w:r>
+        <w:rPr>
+          <w:i/>
+          <w:sz w:val="20"/>
+          <w:szCs w:val="20"/>
+        </w:rPr>
+        <w:t xml:space="preserve"> manteiga, açúcar de confeiteiro, ovo, leite condensado, leite ninho.</w:t>
+      </w:r>
+    </w:p>
+    <w:p>
+      <w:pPr>
+        <w:pStyle w:val="SemEspaamento"/>
+        <w:rPr>
+          <w:b/>
+        </w:rPr>
+      </w:pPr>
+    </w:p>
+    <w:p>
+      <w:pPr>
+        <w:pStyle w:val="SemEspaamento"/>
+        <w:rPr>
+          <w:b/>
+        </w:rPr>
+      </w:pPr>
+      <w:r>
+        <w:rPr>
+          <w:b/>
+        </w:rPr>
+        <w:t>Biscoitos de c</w:t>
+      </w:r>
+      <w:bookmarkStart w:id="0" w:name="_GoBack"/>
+      <w:bookmarkEnd w:id="0"/>
+      <w:r>
+        <w:rPr>
+          <w:b/>
+        </w:rPr>
+        <w:t>hocolate:</w:t>
+      </w:r>
+    </w:p>
+    <w:p>
+      <w:pPr>
+        <w:pStyle w:val="SemEspaamento"/>
+        <w:rPr>
+          <w:sz w:val="20"/>
           <w:lang w:eastAsia="pt-BR"/>
         </w:rPr>
-        <w:drawing>
-          <wp:anchor distT="0" distB="0" distL="114300" distR="114300" simplePos="0" relativeHeight="251658240" behindDoc="0" locked="0" layoutInCell="1" allowOverlap="1">
-            <wp:simplePos x="0" y="0"/>
-            <wp:positionH relativeFrom="margin">
-              <wp:align>left</wp:align>
-            </wp:positionH>
-            <wp:positionV relativeFrom="paragraph">
-              <wp:posOffset>0</wp:posOffset>
-            </wp:positionV>
-            <wp:extent cx="2171700" cy="1698625"/>
-            <wp:effectExtent l="0" t="0" r="0" b="0"/>
-            <wp:wrapSquare wrapText="bothSides"/>
-            <wp:docPr id="1" name="Imagem 1"/>
-            <wp:cNvGraphicFramePr>
-              <a:graphicFrameLocks xmlns:a="http://schemas.openxmlformats.org/drawingml/2006/main" noChangeAspect="1"/>
-            </wp:cNvGraphicFramePr>
-            <a:graphic xmlns:a="http://schemas.openxmlformats.org/drawingml/2006/main">
-              <a:graphicData uri="http://schemas.openxmlformats.org/drawingml/2006/picture">
-                <pic:pic xmlns:pic="http://schemas.openxmlformats.org/drawingml/2006/picture">
-                  <pic:nvPicPr>
-                    <pic:cNvPr id="1" name=""/>
-                    <pic:cNvPicPr/>
-                  </pic:nvPicPr>
-                  <pic:blipFill>
-                    <a:blip r:embed="rId5" cstate="print">
-                      <a:extLst>
-                        <a:ext uri="{28A0092B-C50C-407E-A947-70E740481C1C}">
-                          <a14:useLocalDpi xmlns:a14="http://schemas.microsoft.com/office/drawing/2010/main" val="0"/>
-                        </a:ext>
-                      </a:extLst>
-                    </a:blip>
-                    <a:stretch>
-                      <a:fillRect/>
-                    </a:stretch>
-                  </pic:blipFill>
-                  <pic:spPr>
-                    <a:xfrm>
-                      <a:off x="0" y="0"/>
-                      <a:ext cx="2171700" cy="1698625"/>
-                    </a:xfrm>
-                    <a:prstGeom prst="rect">
-                      <a:avLst/>
-                    </a:prstGeom>
-                  </pic:spPr>
-                </pic:pic>
-              </a:graphicData>
-            </a:graphic>
-            <wp14:sizeRelH relativeFrom="margin">
-              <wp14:pctWidth>0</wp14:pctWidth>
-            </wp14:sizeRelH>
-            <wp14:sizeRelV relativeFrom="margin">
-              <wp14:pctHeight>0</wp14:pctHeight>
-            </wp14:sizeRelV>
-          </wp:anchor>
-        </w:drawing>
-      </w:r>
-      <w:r>
-        <w:t>Biscoitos Decorados</w:t>
-      </w:r>
-    </w:p>
-    <w:p>
-      <w:r>
-        <w:t xml:space="preserve">  </w:t>
-      </w:r>
-      <w:r>
-        <w:t>Simples</w:t>
-      </w:r>
-      <w:r>
-        <w:t xml:space="preserve"> – 6$</w:t>
-      </w:r>
-    </w:p>
-    <w:p>
-      <w:r>
-        <w:t>- Decorado com uma camada única de glacê.</w:t>
-      </w:r>
-    </w:p>
-    <w:p>
-      <w:r>
-        <w:t>- Pode ter respingos dourados ou prateados.</w:t>
-      </w:r>
-    </w:p>
-    <w:p/>
-    <w:p/>
-    <w:p>
-      <w:r>
-        <w:rPr>
-          <w:noProof/>
+      </w:pPr>
+      <w:r>
+        <w:rPr>
+          <w:sz w:val="20"/>
           <w:lang w:eastAsia="pt-BR"/>
         </w:rPr>
-        <w:drawing>
-          <wp:anchor distT="0" distB="0" distL="114300" distR="114300" simplePos="0" relativeHeight="251659264" behindDoc="0" locked="0" layoutInCell="1" allowOverlap="1" wp14:anchorId="0CB455B0" wp14:editId="7D47F469">
-            <wp:simplePos x="0" y="0"/>
-            <wp:positionH relativeFrom="margin">
-              <wp:align>left</wp:align>
-            </wp:positionH>
-            <wp:positionV relativeFrom="paragraph">
-              <wp:posOffset>53340</wp:posOffset>
-            </wp:positionV>
-            <wp:extent cx="2485390" cy="1417955"/>
-            <wp:effectExtent l="0" t="0" r="0" b="0"/>
-            <wp:wrapSquare wrapText="bothSides"/>
-            <wp:docPr id="2" name="Imagem 2"/>
-            <wp:cNvGraphicFramePr>
-              <a:graphicFrameLocks xmlns:a="http://schemas.openxmlformats.org/drawingml/2006/main" noChangeAspect="1"/>
-            </wp:cNvGraphicFramePr>
-            <a:graphic xmlns:a="http://schemas.openxmlformats.org/drawingml/2006/main">
-              <a:graphicData uri="http://schemas.openxmlformats.org/drawingml/2006/picture">
-                <pic:pic xmlns:pic="http://schemas.openxmlformats.org/drawingml/2006/picture">
-                  <pic:nvPicPr>
-                    <pic:cNvPr id="1" name=""/>
-                    <pic:cNvPicPr/>
-                  </pic:nvPicPr>
-                  <pic:blipFill>
-                    <a:blip r:embed="rId6" cstate="print">
-                      <a:extLst>
-                        <a:ext uri="{28A0092B-C50C-407E-A947-70E740481C1C}">
-                          <a14:useLocalDpi xmlns:a14="http://schemas.microsoft.com/office/drawing/2010/main" val="0"/>
-                        </a:ext>
-                      </a:extLst>
-                    </a:blip>
-                    <a:stretch>
-                      <a:fillRect/>
-                    </a:stretch>
-                  </pic:blipFill>
-                  <pic:spPr>
-                    <a:xfrm>
-                      <a:off x="0" y="0"/>
-                      <a:ext cx="2485390" cy="1417955"/>
-                    </a:xfrm>
-                    <a:prstGeom prst="rect">
-                      <a:avLst/>
-                    </a:prstGeom>
-                  </pic:spPr>
-                </pic:pic>
-              </a:graphicData>
-            </a:graphic>
-          </wp:anchor>
-        </w:drawing>
-      </w:r>
-    </w:p>
-    <w:p>
-      <w:r>
-        <w:t>Elaborado</w:t>
-      </w:r>
-      <w:r>
-        <w:t xml:space="preserve"> – 8$</w:t>
-      </w:r>
-    </w:p>
-    <w:p>
-      <w:r>
-        <w:t>- Decorado com mais de uma camada de glacê.</w:t>
-      </w:r>
-    </w:p>
-    <w:p>
-      <w:r>
-        <w:t>- Diversos acabamentos como textura, relevo, adornos e escritas simples.</w:t>
-      </w:r>
-    </w:p>
-    <w:p>
-      <w:r>
-        <w:rPr>
-          <w:noProof/>
+        <w:t>Ingredientes: farinha de trigo, manteiga, açúcar de confeiteiro, ovo, mel, cacau 50%, canela em pó, noz moscada, cravo em pó.</w:t>
+      </w:r>
+    </w:p>
+    <w:p>
+      <w:pPr>
+        <w:pStyle w:val="SemEspaamento"/>
+      </w:pPr>
+      <w:r>
+        <w:t>_____________________________________________________________________________</w:t>
+      </w:r>
+    </w:p>
+    <w:p>
+      <w:pPr>
+        <w:pStyle w:val="SemEspaamento"/>
+        <w:rPr>
+          <w:b/>
+        </w:rPr>
+      </w:pPr>
+      <w:r>
+        <w:rPr>
+          <w:b/>
+        </w:rPr>
+        <w:t xml:space="preserve">Biscoitos Simples </w:t>
+      </w:r>
+      <w:r>
+        <w:rPr>
+          <w:b/>
+        </w:rPr>
+        <w:t>–</w:t>
+      </w:r>
+      <w:r>
+        <w:rPr>
+          <w:b/>
+        </w:rPr>
+        <w:t xml:space="preserve"> </w:t>
+      </w:r>
+      <w:r>
+        <w:rPr>
+          <w:b/>
+        </w:rPr>
+        <w:t>4,50</w:t>
+      </w:r>
+      <w:r>
+        <w:rPr>
+          <w:b/>
+        </w:rPr>
+        <w:t>$</w:t>
+      </w:r>
+    </w:p>
+    <w:p>
+      <w:pPr>
+        <w:pStyle w:val="SemEspaamento"/>
+        <w:rPr>
+          <w:b/>
+        </w:rPr>
+      </w:pPr>
+      <w:r>
+        <w:rPr>
+          <w:b/>
+        </w:rPr>
+        <w:t xml:space="preserve">- </w:t>
+      </w:r>
+      <w:r>
+        <w:t>Com gotas de glac</w:t>
+      </w:r>
+      <w:r>
+        <w:t>ê</w:t>
+      </w:r>
+      <w:r>
+        <w:t>.</w:t>
+      </w:r>
+    </w:p>
+    <w:p>
+      <w:pPr>
+        <w:pStyle w:val="SemEspaamento"/>
+        <w:rPr>
           <w:lang w:eastAsia="pt-BR"/>
         </w:rPr>
-        <w:drawing>
-          <wp:anchor distT="0" distB="0" distL="114300" distR="114300" simplePos="0" relativeHeight="251660288" behindDoc="0" locked="0" layoutInCell="1" allowOverlap="1" wp14:anchorId="265998A2" wp14:editId="5641401D">
-            <wp:simplePos x="0" y="0"/>
-            <wp:positionH relativeFrom="margin">
-              <wp:align>left</wp:align>
-            </wp:positionH>
-            <wp:positionV relativeFrom="paragraph">
-              <wp:posOffset>193675</wp:posOffset>
-            </wp:positionV>
-            <wp:extent cx="2508250" cy="1557020"/>
-            <wp:effectExtent l="0" t="0" r="6350" b="5080"/>
-            <wp:wrapSquare wrapText="bothSides"/>
-            <wp:docPr id="3" name="Imagem 3"/>
-            <wp:cNvGraphicFramePr>
-              <a:graphicFrameLocks xmlns:a="http://schemas.openxmlformats.org/drawingml/2006/main" noChangeAspect="1"/>
-            </wp:cNvGraphicFramePr>
-            <a:graphic xmlns:a="http://schemas.openxmlformats.org/drawingml/2006/main">
-              <a:graphicData uri="http://schemas.openxmlformats.org/drawingml/2006/picture">
-                <pic:pic xmlns:pic="http://schemas.openxmlformats.org/drawingml/2006/picture">
-                  <pic:nvPicPr>
-                    <pic:cNvPr id="1" name=""/>
-                    <pic:cNvPicPr/>
-                  </pic:nvPicPr>
-                  <pic:blipFill>
-                    <a:blip r:embed="rId7">
-                      <a:extLst>
-                        <a:ext uri="{28A0092B-C50C-407E-A947-70E740481C1C}">
-                          <a14:useLocalDpi xmlns:a14="http://schemas.microsoft.com/office/drawing/2010/main" val="0"/>
-                        </a:ext>
-                      </a:extLst>
-                    </a:blip>
-                    <a:stretch>
-                      <a:fillRect/>
-                    </a:stretch>
-                  </pic:blipFill>
-                  <pic:spPr>
-                    <a:xfrm>
-                      <a:off x="0" y="0"/>
-                      <a:ext cx="2508250" cy="1557020"/>
-                    </a:xfrm>
-                    <a:prstGeom prst="rect">
-                      <a:avLst/>
-                    </a:prstGeom>
-                  </pic:spPr>
-                </pic:pic>
-              </a:graphicData>
-            </a:graphic>
-          </wp:anchor>
-        </w:drawing>
-      </w:r>
-    </w:p>
-    <w:p/>
-    <w:p>
-      <w:proofErr w:type="spellStart"/>
-      <w:proofErr w:type="gramStart"/>
-      <w:r>
-        <w:t>Super</w:t>
-      </w:r>
-      <w:proofErr w:type="spellEnd"/>
-      <w:r>
-        <w:t xml:space="preserve"> Elaborado</w:t>
-      </w:r>
-      <w:proofErr w:type="gramEnd"/>
-      <w:r>
-        <w:t xml:space="preserve"> – 10$</w:t>
-      </w:r>
-    </w:p>
-    <w:p>
-      <w:r>
-        <w:t>- Decorado com mais de uma camada de glacê.</w:t>
-      </w:r>
-    </w:p>
-    <w:p>
-      <w:r>
-        <w:t>- Possui detalhes com muita precisão e riqueza de detalhes, como personagens, logomarcas e escritas complexas.</w:t>
-      </w:r>
-    </w:p>
-    <w:p>
-      <w:pPr>
-        <w:pStyle w:val="SemEspaamento"/>
-      </w:pPr>
-      <w:r>
-        <w:rPr>
-          <w:noProof/>
+      </w:pPr>
+      <w:r>
+        <w:t xml:space="preserve">- </w:t>
+      </w:r>
+      <w:r>
+        <w:rPr>
           <w:lang w:eastAsia="pt-BR"/>
         </w:rPr>
-        <w:drawing>
-          <wp:anchor distT="0" distB="0" distL="114300" distR="114300" simplePos="0" relativeHeight="251661312" behindDoc="0" locked="0" layoutInCell="1" allowOverlap="1" wp14:anchorId="30184B27" wp14:editId="2F07E94A">
-            <wp:simplePos x="0" y="0"/>
-            <wp:positionH relativeFrom="margin">
-              <wp:posOffset>-635</wp:posOffset>
-            </wp:positionH>
-            <wp:positionV relativeFrom="paragraph">
-              <wp:posOffset>10160</wp:posOffset>
-            </wp:positionV>
-            <wp:extent cx="2943225" cy="1714500"/>
-            <wp:effectExtent l="0" t="0" r="9525" b="0"/>
-            <wp:wrapSquare wrapText="bothSides"/>
-            <wp:docPr id="4" name="Imagem 4"/>
-            <wp:cNvGraphicFramePr>
-              <a:graphicFrameLocks xmlns:a="http://schemas.openxmlformats.org/drawingml/2006/main" noChangeAspect="1"/>
-            </wp:cNvGraphicFramePr>
-            <a:graphic xmlns:a="http://schemas.openxmlformats.org/drawingml/2006/main">
-              <a:graphicData uri="http://schemas.openxmlformats.org/drawingml/2006/picture">
-                <pic:pic xmlns:pic="http://schemas.openxmlformats.org/drawingml/2006/picture">
-                  <pic:nvPicPr>
-                    <pic:cNvPr id="1" name=""/>
-                    <pic:cNvPicPr/>
-                  </pic:nvPicPr>
-                  <pic:blipFill>
-                    <a:blip r:embed="rId8">
-                      <a:extLst>
-                        <a:ext uri="{28A0092B-C50C-407E-A947-70E740481C1C}">
-                          <a14:useLocalDpi xmlns:a14="http://schemas.microsoft.com/office/drawing/2010/main" val="0"/>
-                        </a:ext>
-                      </a:extLst>
-                    </a:blip>
-                    <a:stretch>
-                      <a:fillRect/>
-                    </a:stretch>
-                  </pic:blipFill>
-                  <pic:spPr>
-                    <a:xfrm>
-                      <a:off x="0" y="0"/>
-                      <a:ext cx="2943225" cy="1714500"/>
-                    </a:xfrm>
-                    <a:prstGeom prst="rect">
-                      <a:avLst/>
-                    </a:prstGeom>
-                  </pic:spPr>
-                </pic:pic>
-              </a:graphicData>
-            </a:graphic>
-            <wp14:sizeRelH relativeFrom="margin">
-              <wp14:pctWidth>0</wp14:pctWidth>
-            </wp14:sizeRelH>
-            <wp14:sizeRelV relativeFrom="margin">
-              <wp14:pctHeight>0</wp14:pctHeight>
-            </wp14:sizeRelV>
-          </wp:anchor>
-        </w:drawing>
-      </w:r>
-      <w:r>
+        <w:t>Decorado com</w:t>
+      </w:r>
+      <w:r>
+        <w:rPr>
+          <w:lang w:eastAsia="pt-BR"/>
+        </w:rPr>
+        <w:t xml:space="preserve"> </w:t>
+      </w:r>
+      <w:r>
+        <w:t>pó cintilante, e/ou iluminador prata ou dourado.</w:t>
+      </w:r>
+    </w:p>
+    <w:p>
+      <w:pPr>
+        <w:pStyle w:val="SemEspaamento"/>
+      </w:pPr>
+    </w:p>
+    <w:p>
+      <w:pPr>
+        <w:pStyle w:val="SemEspaamento"/>
+        <w:rPr>
+          <w:b/>
+        </w:rPr>
+      </w:pPr>
+      <w:r>
+        <w:rPr>
+          <w:b/>
+        </w:rPr>
+        <w:t xml:space="preserve">Biscoitos Elaborado - </w:t>
+      </w:r>
+      <w:r>
+        <w:rPr>
+          <w:b/>
+        </w:rPr>
+        <w:t>6</w:t>
+      </w:r>
+      <w:r>
+        <w:rPr>
+          <w:b/>
+        </w:rPr>
+        <w:t>$</w:t>
+      </w:r>
+    </w:p>
+    <w:p>
+      <w:pPr>
+        <w:pStyle w:val="SemEspaamento"/>
+      </w:pPr>
+      <w:r>
+        <w:t xml:space="preserve">- </w:t>
+      </w:r>
+      <w:r>
+        <w:t>Decorado com mais de uma camada de glacê.</w:t>
+      </w:r>
+    </w:p>
+    <w:p>
+      <w:pPr>
+        <w:pStyle w:val="SemEspaamento"/>
+      </w:pPr>
+      <w:r>
+        <w:t xml:space="preserve">- </w:t>
+      </w:r>
+      <w:r>
+        <w:t>Diversos ac</w:t>
+      </w:r>
+      <w:r>
+        <w:t xml:space="preserve">abamentos como textura, relevo </w:t>
+      </w:r>
+      <w:r>
+        <w:t>e escritas simples.</w:t>
+      </w:r>
+    </w:p>
+    <w:p>
+      <w:pPr>
+        <w:pStyle w:val="SemEspaamento"/>
+      </w:pPr>
+      <w:r>
+        <w:t>_____________________________________________________________________________</w:t>
+      </w:r>
+    </w:p>
+    <w:p>
+      <w:pPr>
+        <w:pStyle w:val="SemEspaamento"/>
+        <w:rPr>
+          <w:b/>
+        </w:rPr>
+      </w:pPr>
+      <w:r>
+        <w:rPr>
+          <w:b/>
+        </w:rPr>
         <w:t>Embalagens opcionais:</w:t>
       </w:r>
     </w:p>
@@ -323,310 +281,77 @@
         <w:pStyle w:val="SemEspaamento"/>
       </w:pPr>
       <w:r>
-        <w:t>– Laço de fita de cetim: R$0,60</w:t>
-      </w:r>
-    </w:p>
-    <w:p>
-      <w:pPr>
-        <w:pStyle w:val="SemEspaamento"/>
-      </w:pPr>
-      <w:r>
-        <w:t>– Palito de bambu tipo pirulito: R$0,10</w:t>
-      </w:r>
-    </w:p>
-    <w:p>
-      <w:pPr>
-        <w:pStyle w:val="SemEspaamento"/>
-      </w:pPr>
-      <w:r>
-        <w:t>– Canudos decorados tipo pirulito: R$1,00</w:t>
-      </w:r>
-    </w:p>
-    <w:p>
-      <w:pPr>
-        <w:pStyle w:val="SemEspaamento"/>
-      </w:pPr>
-      <w:r>
-        <w:t xml:space="preserve">– </w:t>
-      </w:r>
-      <w:proofErr w:type="spellStart"/>
-      <w:r>
-        <w:t>Tag</w:t>
-      </w:r>
-      <w:proofErr w:type="spellEnd"/>
-      <w:r>
-        <w:t xml:space="preserve"> personalizada simples: R$0,30 (mínimo de 20 unidades)</w:t>
-      </w:r>
-    </w:p>
-    <w:p>
-      <w:pPr>
-        <w:pStyle w:val="SemEspaamento"/>
-      </w:pPr>
-      <w:r>
-        <w:t>– Suporte acrílico: R$2,00</w:t>
-      </w:r>
-    </w:p>
-    <w:p>
-      <w:pPr>
-        <w:pStyle w:val="SemEspaamento"/>
-      </w:pPr>
-      <w:r>
-        <w:t>– Base para biscoito 3D: valor conforme decoração de biscoitos simples</w:t>
-      </w:r>
-    </w:p>
-    <w:p>
-      <w:pPr>
-        <w:pStyle w:val="SemEspaamento"/>
-      </w:pPr>
-      <w:r>
-        <w:rPr>
-          <w:noProof/>
-          <w:lang w:eastAsia="pt-BR"/>
-        </w:rPr>
-        <w:drawing>
-          <wp:anchor distT="0" distB="0" distL="114300" distR="114300" simplePos="0" relativeHeight="251662336" behindDoc="1" locked="0" layoutInCell="1" allowOverlap="1">
-            <wp:simplePos x="0" y="0"/>
-            <wp:positionH relativeFrom="column">
-              <wp:posOffset>183515</wp:posOffset>
-            </wp:positionH>
-            <wp:positionV relativeFrom="paragraph">
-              <wp:posOffset>127635</wp:posOffset>
-            </wp:positionV>
-            <wp:extent cx="2360295" cy="2204720"/>
-            <wp:effectExtent l="0" t="0" r="1905" b="5080"/>
-            <wp:wrapTight wrapText="bothSides">
-              <wp:wrapPolygon edited="0">
-                <wp:start x="0" y="0"/>
-                <wp:lineTo x="0" y="21463"/>
-                <wp:lineTo x="21443" y="21463"/>
-                <wp:lineTo x="21443" y="0"/>
-                <wp:lineTo x="0" y="0"/>
-              </wp:wrapPolygon>
-            </wp:wrapTight>
-            <wp:docPr id="5" name="Imagem 5"/>
-            <wp:cNvGraphicFramePr>
-              <a:graphicFrameLocks xmlns:a="http://schemas.openxmlformats.org/drawingml/2006/main" noChangeAspect="1"/>
-            </wp:cNvGraphicFramePr>
-            <a:graphic xmlns:a="http://schemas.openxmlformats.org/drawingml/2006/main">
-              <a:graphicData uri="http://schemas.openxmlformats.org/drawingml/2006/picture">
-                <pic:pic xmlns:pic="http://schemas.openxmlformats.org/drawingml/2006/picture">
-                  <pic:nvPicPr>
-                    <pic:cNvPr id="1" name=""/>
-                    <pic:cNvPicPr/>
-                  </pic:nvPicPr>
-                  <pic:blipFill>
-                    <a:blip r:embed="rId9">
-                      <a:extLst>
-                        <a:ext uri="{28A0092B-C50C-407E-A947-70E740481C1C}">
-                          <a14:useLocalDpi xmlns:a14="http://schemas.microsoft.com/office/drawing/2010/main" val="0"/>
-                        </a:ext>
-                      </a:extLst>
-                    </a:blip>
-                    <a:stretch>
-                      <a:fillRect/>
-                    </a:stretch>
-                  </pic:blipFill>
-                  <pic:spPr>
-                    <a:xfrm>
-                      <a:off x="0" y="0"/>
-                      <a:ext cx="2360295" cy="2204720"/>
-                    </a:xfrm>
-                    <a:prstGeom prst="rect">
-                      <a:avLst/>
-                    </a:prstGeom>
-                  </pic:spPr>
-                </pic:pic>
-              </a:graphicData>
-            </a:graphic>
-          </wp:anchor>
-        </w:drawing>
-      </w:r>
-    </w:p>
-    <w:p>
-      <w:pPr>
-        <w:pStyle w:val="SemEspaamento"/>
-      </w:pPr>
-    </w:p>
-    <w:p>
-      <w:pPr>
-        <w:pStyle w:val="SemEspaamento"/>
-      </w:pPr>
-      <w:r>
-        <w:t>Fotos minhas</w:t>
-      </w:r>
-    </w:p>
-    <w:p>
-      <w:pPr>
-        <w:pStyle w:val="SemEspaamento"/>
-      </w:pPr>
-    </w:p>
-    <w:p>
-      <w:pPr>
-        <w:pStyle w:val="SemEspaamento"/>
-      </w:pPr>
-    </w:p>
-    <w:p>
-      <w:pPr>
-        <w:pStyle w:val="SemEspaamento"/>
-      </w:pPr>
-    </w:p>
-    <w:p>
-      <w:pPr>
-        <w:pStyle w:val="SemEspaamento"/>
-      </w:pPr>
-    </w:p>
-    <w:p>
-      <w:pPr>
-        <w:pStyle w:val="SemEspaamento"/>
-      </w:pPr>
-    </w:p>
-    <w:p>
-      <w:pPr>
-        <w:pStyle w:val="SemEspaamento"/>
-      </w:pPr>
-    </w:p>
-    <w:p>
-      <w:pPr>
-        <w:pStyle w:val="SemEspaamento"/>
-      </w:pPr>
-    </w:p>
-    <w:p>
-      <w:pPr>
-        <w:pStyle w:val="SemEspaamento"/>
-      </w:pPr>
-    </w:p>
-    <w:p>
-      <w:pPr>
-        <w:pStyle w:val="SemEspaamento"/>
-      </w:pPr>
-    </w:p>
-    <w:p>
-      <w:pPr>
-        <w:pStyle w:val="SemEspaamento"/>
-      </w:pPr>
-    </w:p>
-    <w:p>
-      <w:pPr>
-        <w:pStyle w:val="SemEspaamento"/>
-        <w:rPr>
-          <w:b/>
-        </w:rPr>
-      </w:pPr>
-      <w:r>
-        <w:rPr>
-          <w:b/>
-        </w:rPr>
-        <w:lastRenderedPageBreak/>
-        <w:t xml:space="preserve">Biscoitos de </w:t>
-      </w:r>
-      <w:r>
-        <w:rPr>
-          <w:b/>
-        </w:rPr>
-        <w:t>Ninho</w:t>
-      </w:r>
-      <w:r>
-        <w:rPr>
-          <w:b/>
-        </w:rPr>
-        <w:t>:</w:t>
-      </w:r>
-    </w:p>
-    <w:p>
-      <w:pPr>
-        <w:pStyle w:val="SemEspaamento"/>
-        <w:rPr>
-          <w:i/>
-        </w:rPr>
-      </w:pPr>
-      <w:r>
-        <w:rPr>
-          <w:i/>
-        </w:rPr>
-        <w:t>Ingredientes:</w:t>
-      </w:r>
-      <w:r>
-        <w:rPr>
-          <w:i/>
-        </w:rPr>
-        <w:t xml:space="preserve"> </w:t>
-      </w:r>
-      <w:r>
-        <w:rPr>
-          <w:i/>
-        </w:rPr>
-        <w:t>farinha de trigo</w:t>
-      </w:r>
-      <w:r>
-        <w:rPr>
-          <w:i/>
-        </w:rPr>
-        <w:t>,</w:t>
-      </w:r>
-      <w:r>
-        <w:rPr>
-          <w:i/>
-        </w:rPr>
-        <w:t xml:space="preserve"> manteiga, açúcar de confeiteiro, ovo, leite condensado, leite ninho.</w:t>
-      </w:r>
-    </w:p>
-    <w:p>
-      <w:pPr>
-        <w:pStyle w:val="SemEspaamento"/>
-        <w:rPr>
-          <w:i/>
-        </w:rPr>
-      </w:pPr>
-      <w:r>
-        <w:rPr>
-          <w:b/>
-        </w:rPr>
-        <w:t>Chocolate</w:t>
-      </w:r>
-      <w:r>
-        <w:rPr>
-          <w:b/>
-        </w:rPr>
-        <w:t>:</w:t>
-      </w:r>
-    </w:p>
-    <w:p>
-      <w:pPr>
-        <w:pStyle w:val="SemEspaamento"/>
-        <w:rPr>
-          <w:lang w:eastAsia="pt-BR"/>
-        </w:rPr>
-      </w:pPr>
-      <w:r>
-        <w:rPr>
-          <w:lang w:eastAsia="pt-BR"/>
-        </w:rPr>
-        <w:t>Ingredientes: farinha de trigo, manteiga, açúcar de confeiteiro, ovo, mel, cacau 50%, canela em pó, noz moscada, cravo em pó.</w:t>
-      </w:r>
-    </w:p>
-    <w:p>
-      <w:pPr>
-        <w:pStyle w:val="SemEspaamento"/>
-        <w:rPr>
-          <w:i/>
-        </w:rPr>
-      </w:pPr>
-    </w:p>
-    <w:p>
-      <w:pPr>
-        <w:pStyle w:val="SemEspaamento"/>
-      </w:pPr>
-      <w:r>
-        <w:t xml:space="preserve">Biscoitos Simples </w:t>
-      </w:r>
-      <w:r>
-        <w:t>–</w:t>
-      </w:r>
-      <w:r>
-        <w:t xml:space="preserve"> </w:t>
-      </w:r>
-      <w:r>
-        <w:t>4,50</w:t>
+        <w:t xml:space="preserve">- </w:t>
+      </w:r>
+      <w:r>
+        <w:t>Temos opção de pacote tran</w:t>
+      </w:r>
+      <w:r>
+        <w:t xml:space="preserve">sparente e laço - acréscimo de </w:t>
+      </w:r>
+      <w:r>
+        <w:t>1</w:t>
+      </w:r>
+      <w:r>
+        <w:t>$ [FOTO]</w:t>
+      </w:r>
+    </w:p>
+    <w:p>
+      <w:pPr>
+        <w:pStyle w:val="SemEspaamento"/>
+      </w:pPr>
+      <w:r>
+        <w:t xml:space="preserve">- </w:t>
+      </w:r>
+      <w:r>
+        <w:t>Temos opção de caixas c</w:t>
+      </w:r>
+      <w:r>
+        <w:t xml:space="preserve">om visor e laço - acréscimo de </w:t>
+      </w:r>
+      <w:r>
+        <w:t>4</w:t>
+      </w:r>
+      <w:r>
+        <w:t>$ [FOTO]</w:t>
+      </w:r>
+    </w:p>
+    <w:p>
+      <w:pPr>
+        <w:pStyle w:val="SemEspaamento"/>
+      </w:pPr>
+      <w:r>
+        <w:t>_____________________________________________________________________________</w:t>
+      </w:r>
+    </w:p>
+    <w:p>
+      <w:pPr>
+        <w:pStyle w:val="SemEspaamento"/>
+        <w:rPr>
+          <w:b/>
+        </w:rPr>
+      </w:pPr>
+      <w:r>
+        <w:rPr>
+          <w:b/>
+        </w:rPr>
+        <w:t>Kit com 2 unidades [FOTO]</w:t>
+      </w:r>
+    </w:p>
+    <w:p>
+      <w:pPr>
+        <w:pStyle w:val="SemEspaamento"/>
+      </w:pPr>
+      <w:r>
+        <w:t>No pacote transparente:</w:t>
+      </w:r>
+    </w:p>
+    <w:p>
+      <w:pPr>
+        <w:pStyle w:val="SemEspaamento"/>
+      </w:pPr>
+      <w:r>
+        <w:t>- Simples - 10</w:t>
       </w:r>
       <w:r>
         <w:t>$</w:t>
@@ -637,26 +362,7 @@
         <w:pStyle w:val="SemEspaamento"/>
       </w:pPr>
       <w:r>
-        <w:t xml:space="preserve">- </w:t>
-      </w:r>
-      <w:r>
-        <w:t>Apenas com pó cintilante, e/ou iluminador prata ou dourado.</w:t>
-      </w:r>
-    </w:p>
-    <w:p>
-      <w:pPr>
-        <w:pStyle w:val="SemEspaamento"/>
-      </w:pPr>
-    </w:p>
-    <w:p>
-      <w:pPr>
-        <w:pStyle w:val="SemEspaamento"/>
-      </w:pPr>
-      <w:r>
-        <w:t xml:space="preserve">Biscoitos Elaborado - </w:t>
-      </w:r>
-      <w:r>
-        <w:t>6</w:t>
+        <w:t>- Elaborado - 13</w:t>
       </w:r>
       <w:r>
         <w:t>$</w:t>
@@ -666,111 +372,54 @@
       <w:pPr>
         <w:pStyle w:val="SemEspaamento"/>
       </w:pPr>
-      <w:r>
-        <w:t xml:space="preserve">- </w:t>
-      </w:r>
-      <w:r>
-        <w:t>Decorado com mais de uma camada de glacê.</w:t>
-      </w:r>
-    </w:p>
-    <w:p>
-      <w:pPr>
-        <w:pStyle w:val="SemEspaamento"/>
-      </w:pPr>
-      <w:r>
-        <w:t xml:space="preserve">- </w:t>
-      </w:r>
-      <w:r>
-        <w:t>Diversos ac</w:t>
-      </w:r>
-      <w:r>
-        <w:t xml:space="preserve">abamentos como textura, relevo </w:t>
-      </w:r>
-      <w:r>
-        <w:t>e escritas simples.</w:t>
-      </w:r>
-    </w:p>
-    <w:p>
-      <w:pPr>
-        <w:pStyle w:val="SemEspaamento"/>
-      </w:pPr>
-    </w:p>
-    <w:p>
-      <w:pPr>
-        <w:pStyle w:val="SemEspaamento"/>
-        <w:rPr>
-          <w:b/>
-        </w:rPr>
-      </w:pPr>
-      <w:r>
-        <w:rPr>
-          <w:b/>
-        </w:rPr>
-        <w:t>Embalagens opcionais:</w:t>
-      </w:r>
-    </w:p>
-    <w:p>
-      <w:pPr>
-        <w:pStyle w:val="SemEspaamento"/>
-      </w:pPr>
-      <w:r>
-        <w:t xml:space="preserve">- </w:t>
-      </w:r>
-      <w:r>
-        <w:t>Temos opção de pacote tran</w:t>
-      </w:r>
-      <w:r>
-        <w:t xml:space="preserve">sparente e laço - acréscimo de </w:t>
-      </w:r>
-      <w:r>
-        <w:t>1</w:t>
-      </w:r>
-      <w:r>
-        <w:t>$ [FOTO]</w:t>
-      </w:r>
-    </w:p>
-    <w:p>
-      <w:pPr>
-        <w:pStyle w:val="SemEspaamento"/>
-      </w:pPr>
-      <w:r>
-        <w:t xml:space="preserve">- </w:t>
-      </w:r>
-      <w:r>
-        <w:t>Temos opção de caixas c</w:t>
-      </w:r>
-      <w:r>
-        <w:t xml:space="preserve">om visor e laço - acréscimo de </w:t>
-      </w:r>
-      <w:r>
-        <w:t>4</w:t>
-      </w:r>
-      <w:r>
-        <w:t>$ [FOTO]</w:t>
-      </w:r>
-    </w:p>
-    <w:p>
-      <w:pPr>
-        <w:pStyle w:val="SemEspaamento"/>
-      </w:pPr>
-    </w:p>
-    <w:p>
-      <w:pPr>
-        <w:pStyle w:val="SemEspaamento"/>
-      </w:pPr>
-    </w:p>
-    <w:p>
-      <w:pPr>
-        <w:pStyle w:val="SemEspaamento"/>
-        <w:rPr>
-          <w:b/>
-        </w:rPr>
-      </w:pPr>
-      <w:r>
-        <w:rPr>
-          <w:b/>
-        </w:rPr>
-        <w:t>Kit com 2 unidades [FOTO]</w:t>
+    </w:p>
+    <w:p>
+      <w:pPr>
+        <w:pStyle w:val="SemEspaamento"/>
+      </w:pPr>
+      <w:r>
+        <w:t>Na caixa com visor:</w:t>
+      </w:r>
+    </w:p>
+    <w:p>
+      <w:pPr>
+        <w:pStyle w:val="SemEspaamento"/>
+      </w:pPr>
+      <w:r>
+        <w:t>- Simples – 13</w:t>
+      </w:r>
+      <w:r>
+        <w:t>$</w:t>
+      </w:r>
+    </w:p>
+    <w:p>
+      <w:pPr>
+        <w:pStyle w:val="SemEspaamento"/>
+      </w:pPr>
+      <w:r>
+        <w:t>- Elaborado – 16</w:t>
+      </w:r>
+      <w:r>
+        <w:t>$</w:t>
+      </w:r>
+    </w:p>
+    <w:p>
+      <w:pPr>
+        <w:pStyle w:val="SemEspaamento"/>
+      </w:pPr>
+    </w:p>
+    <w:p>
+      <w:pPr>
+        <w:pStyle w:val="SemEspaamento"/>
+        <w:rPr>
+          <w:b/>
+        </w:rPr>
+      </w:pPr>
+      <w:r>
+        <w:rPr>
+          <w:b/>
+        </w:rPr>
+        <w:t>Kit com 4 unidades [FOTO]</w:t>
       </w:r>
     </w:p>
     <w:p>
@@ -786,10 +435,7 @@
         <w:pStyle w:val="SemEspaamento"/>
       </w:pPr>
       <w:r>
-        <w:t xml:space="preserve">- Simples - </w:t>
-      </w:r>
-      <w:r>
-        <w:t>10</w:t>
+        <w:t>- Simples - 19</w:t>
       </w:r>
       <w:r>
         <w:t>$</w:t>
@@ -800,100 +446,7 @@
         <w:pStyle w:val="SemEspaamento"/>
       </w:pPr>
       <w:r>
-        <w:t xml:space="preserve">- Elaborado - </w:t>
-      </w:r>
-      <w:r>
-        <w:t>13</w:t>
-      </w:r>
-      <w:r>
-        <w:t>$</w:t>
-      </w:r>
-    </w:p>
-    <w:p>
-      <w:pPr>
-        <w:pStyle w:val="SemEspaamento"/>
-      </w:pPr>
-    </w:p>
-    <w:p>
-      <w:pPr>
-        <w:pStyle w:val="SemEspaamento"/>
-      </w:pPr>
-      <w:r>
-        <w:t>Na caixa com visor:</w:t>
-      </w:r>
-    </w:p>
-    <w:p>
-      <w:pPr>
-        <w:pStyle w:val="SemEspaamento"/>
-      </w:pPr>
-      <w:r>
-        <w:t>- Simples – 13</w:t>
-      </w:r>
-      <w:r>
-        <w:t>$</w:t>
-      </w:r>
-    </w:p>
-    <w:p>
-      <w:pPr>
-        <w:pStyle w:val="SemEspaamento"/>
-      </w:pPr>
-      <w:r>
-        <w:t>- Elaborado – 16</w:t>
-      </w:r>
-      <w:r>
-        <w:t>$</w:t>
-      </w:r>
-    </w:p>
-    <w:p>
-      <w:pPr>
-        <w:pStyle w:val="SemEspaamento"/>
-      </w:pPr>
-    </w:p>
-    <w:p>
-      <w:pPr>
-        <w:pStyle w:val="SemEspaamento"/>
-        <w:rPr>
-          <w:b/>
-        </w:rPr>
-      </w:pPr>
-      <w:r>
-        <w:rPr>
-          <w:b/>
-        </w:rPr>
-        <w:t>Kit com 4 unidades [FOTO]</w:t>
-      </w:r>
-    </w:p>
-    <w:p>
-      <w:pPr>
-        <w:pStyle w:val="SemEspaamento"/>
-      </w:pPr>
-      <w:r>
-        <w:t>No pacote transparente:</w:t>
-      </w:r>
-    </w:p>
-    <w:p>
-      <w:pPr>
-        <w:pStyle w:val="SemEspaamento"/>
-      </w:pPr>
-      <w:r>
-        <w:t xml:space="preserve">- Simples - </w:t>
-      </w:r>
-      <w:r>
-        <w:t>19</w:t>
-      </w:r>
-      <w:r>
-        <w:t>$</w:t>
-      </w:r>
-    </w:p>
-    <w:p>
-      <w:pPr>
-        <w:pStyle w:val="SemEspaamento"/>
-      </w:pPr>
-      <w:r>
-        <w:t xml:space="preserve">- Elaborado - </w:t>
-      </w:r>
-      <w:r>
-        <w:t>25</w:t>
+        <w:t>- Elaborado - 25</w:t>
       </w:r>
       <w:r>
         <w:t>$</w:t>
@@ -913,10 +466,7 @@
         <w:pStyle w:val="SemEspaamento"/>
       </w:pPr>
       <w:r>
-        <w:t xml:space="preserve">- Simples - </w:t>
-      </w:r>
-      <w:r>
-        <w:t>22</w:t>
+        <w:t>- Simples - 22</w:t>
       </w:r>
       <w:r>
         <w:t>$</w:t>
@@ -927,10 +477,7 @@
         <w:pStyle w:val="SemEspaamento"/>
       </w:pPr>
       <w:r>
-        <w:t xml:space="preserve">- Elaborado - </w:t>
-      </w:r>
-      <w:r>
-        <w:t>28</w:t>
+        <w:t>- Elaborado - 28</w:t>
       </w:r>
       <w:r>
         <w:t>$</w:t>
@@ -968,10 +515,7 @@
         <w:pStyle w:val="SemEspaamento"/>
       </w:pPr>
       <w:r>
-        <w:t xml:space="preserve">- Simples - </w:t>
-      </w:r>
-      <w:r>
-        <w:t>28</w:t>
+        <w:t>- Simples - 28</w:t>
       </w:r>
       <w:r>
         <w:t>$</w:t>
@@ -982,10 +526,7 @@
         <w:pStyle w:val="SemEspaamento"/>
       </w:pPr>
       <w:r>
-        <w:t xml:space="preserve">- Elaborado - </w:t>
-      </w:r>
-      <w:r>
-        <w:t>37</w:t>
+        <w:t>- Elaborado - 37</w:t>
       </w:r>
       <w:r>
         <w:t>$</w:t>
@@ -1007,10 +548,7 @@
         <w:pStyle w:val="SemEspaamento"/>
       </w:pPr>
       <w:r>
-        <w:t xml:space="preserve">- Simples - </w:t>
-      </w:r>
-      <w:r>
-        <w:t>31</w:t>
+        <w:t>- Simples - 31</w:t>
       </w:r>
       <w:r>
         <w:t>$</w:t>
@@ -1021,245 +559,11 @@
         <w:pStyle w:val="SemEspaamento"/>
       </w:pPr>
       <w:r>
-        <w:t xml:space="preserve">- Elaborado - </w:t>
-      </w:r>
-      <w:r>
-        <w:t>40</w:t>
+        <w:t>- Elaborado - 40</w:t>
       </w:r>
       <w:r>
         <w:t>$</w:t>
       </w:r>
-    </w:p>
-    <w:p>
-      <w:pPr>
-        <w:pStyle w:val="SemEspaamento"/>
-      </w:pPr>
-    </w:p>
-    <w:p>
-      <w:pPr>
-        <w:pStyle w:val="SemEspaamento"/>
-        <w:rPr>
-          <w:b/>
-        </w:rPr>
-      </w:pPr>
-      <w:r>
-        <w:rPr>
-          <w:b/>
-        </w:rPr>
-        <w:t>Giza, eu posso escolher ninho e chocolate no mesmo pedido?</w:t>
-      </w:r>
-    </w:p>
-    <w:p>
-      <w:pPr>
-        <w:pStyle w:val="SemEspaamento"/>
-      </w:pPr>
-      <w:r>
-        <w:t>Boa pergunta! C</w:t>
-      </w:r>
-      <w:r>
-        <w:t xml:space="preserve">laro que podemos fazer assim :) </w:t>
-      </w:r>
-    </w:p>
-    <w:p>
-      <w:pPr>
-        <w:pStyle w:val="SemEspaamento"/>
-      </w:pPr>
-      <w:r>
-        <w:t>Basta nos avisar certinho e com antecedência, para prepararmos com tempo e muito carinho.</w:t>
-      </w:r>
-    </w:p>
-    <w:p>
-      <w:pPr>
-        <w:pStyle w:val="SemEspaamento"/>
-      </w:pPr>
-    </w:p>
-    <w:p>
-      <w:pPr>
-        <w:pStyle w:val="SemEspaamento"/>
-      </w:pPr>
-    </w:p>
-    <w:p>
-      <w:pPr>
-        <w:pStyle w:val="SemEspaamento"/>
-      </w:pPr>
-    </w:p>
-    <w:p>
-      <w:pPr>
-        <w:pStyle w:val="SemEspaamento"/>
-        <w:rPr>
-          <w:b/>
-        </w:rPr>
-      </w:pPr>
-      <w:r>
-        <w:rPr>
-          <w:b/>
-        </w:rPr>
-        <w:lastRenderedPageBreak/>
-        <w:t>Perguntas frequentes:</w:t>
-      </w:r>
-    </w:p>
-    <w:p>
-      <w:pPr>
-        <w:pStyle w:val="SemEspaamento"/>
-      </w:pPr>
-      <w:r>
-        <w:t>- Como é feito o pagamento?</w:t>
-      </w:r>
-    </w:p>
-    <w:p>
-      <w:pPr>
-        <w:pStyle w:val="SemEspaamento"/>
-      </w:pPr>
-      <w:r>
-        <w:t>Temos a opção</w:t>
-      </w:r>
-      <w:r>
-        <w:t xml:space="preserve"> de dinheiro, e PIX.</w:t>
-      </w:r>
-    </w:p>
-    <w:p>
-      <w:pPr>
-        <w:pStyle w:val="SemEspaamento"/>
-      </w:pPr>
-      <w:r>
-        <w:t>- Os biscoitos tem glúten?</w:t>
-      </w:r>
-    </w:p>
-    <w:p>
-      <w:pPr>
-        <w:pStyle w:val="SemEspaamento"/>
-      </w:pPr>
-      <w:r>
-        <w:t>Sim, no momento eles são todos com glúten, futuramente vamos produzir a linha sem.</w:t>
-      </w:r>
-    </w:p>
-    <w:p>
-      <w:pPr>
-        <w:pStyle w:val="SemEspaamento"/>
-      </w:pPr>
-      <w:r>
-        <w:t xml:space="preserve">Mas se você realmente quer nossos biscoitos para sua encomenda, podemos fazer sem glúten, apenas agendar com antecedência. </w:t>
-      </w:r>
-      <w:r>
-        <w:sym w:font="Wingdings" w:char="F04A"/>
-      </w:r>
-      <w:r>
-        <w:t xml:space="preserve"> </w:t>
-      </w:r>
-    </w:p>
-    <w:p>
-      <w:pPr>
-        <w:pStyle w:val="SemEspaamento"/>
-      </w:pPr>
-      <w:r>
-        <w:t xml:space="preserve">- </w:t>
-      </w:r>
-      <w:bookmarkStart w:id="0" w:name="_GoBack"/>
-      <w:bookmarkEnd w:id="0"/>
-    </w:p>
-    <w:p>
-      <w:pPr>
-        <w:pStyle w:val="SemEspaamento"/>
-      </w:pPr>
-    </w:p>
-    <w:p>
-      <w:pPr>
-        <w:pStyle w:val="SemEspaamento"/>
-      </w:pPr>
-    </w:p>
-    <w:p>
-      <w:pPr>
-        <w:pStyle w:val="SemEspaamento"/>
-        <w:rPr>
-          <w:b/>
-        </w:rPr>
-      </w:pPr>
-      <w:r>
-        <w:rPr>
-          <w:b/>
-        </w:rPr>
-        <w:t>Texto de entrada (quando entram em contato):</w:t>
-      </w:r>
-    </w:p>
-    <w:p>
-      <w:pPr>
-        <w:pStyle w:val="SemEspaamento"/>
-      </w:pPr>
-      <w:proofErr w:type="spellStart"/>
-      <w:r>
-        <w:t>Ola</w:t>
-      </w:r>
-      <w:proofErr w:type="spellEnd"/>
-      <w:r>
-        <w:t xml:space="preserve">, </w:t>
-      </w:r>
-      <w:proofErr w:type="gramStart"/>
-      <w:r>
-        <w:t>Tudo</w:t>
-      </w:r>
-      <w:proofErr w:type="gramEnd"/>
-      <w:r>
-        <w:t xml:space="preserve"> bem? </w:t>
-      </w:r>
-      <w:r>
-        <w:br/>
-      </w:r>
-      <w:r>
-        <w:t>Que alegria você por aqui! </w:t>
-      </w:r>
-    </w:p>
-    <w:p>
-      <w:pPr>
-        <w:pStyle w:val="SemEspaamento"/>
-      </w:pPr>
-    </w:p>
-    <w:p>
-      <w:pPr>
-        <w:pStyle w:val="SemEspaamento"/>
-      </w:pPr>
-    </w:p>
-    <w:p>
-      <w:pPr>
-        <w:pStyle w:val="SemEspaamento"/>
-        <w:rPr>
-          <w:b/>
-        </w:rPr>
-      </w:pPr>
-      <w:r>
-        <w:rPr>
-          <w:b/>
-        </w:rPr>
-        <w:t>Texto de pagamento:</w:t>
-      </w:r>
-    </w:p>
-    <w:p>
-      <w:pPr>
-        <w:pStyle w:val="SemEspaamento"/>
-      </w:pPr>
-      <w:r>
-        <w:t xml:space="preserve">- Dinheiro </w:t>
-      </w:r>
-    </w:p>
-    <w:p>
-      <w:pPr>
-        <w:pStyle w:val="SemEspaamento"/>
-      </w:pPr>
-      <w:r>
-        <w:t xml:space="preserve">- </w:t>
-      </w:r>
-      <w:r>
-        <w:t xml:space="preserve">PIX: 02401904913 </w:t>
-      </w:r>
-    </w:p>
-    <w:p>
-      <w:pPr>
-        <w:pStyle w:val="SemEspaamento"/>
-      </w:pPr>
-    </w:p>
-    <w:p>
-      <w:pPr>
-        <w:pStyle w:val="SemEspaamento"/>
-      </w:pPr>
     </w:p>
     <w:p>
       <w:pPr>
@@ -1332,7 +636,328 @@
           </w:p>
         </w:tc>
       </w:tr>
+      <w:tr>
+        <w:tc>
+          <w:tcPr>
+            <w:tcW w:w="4247" w:type="dxa"/>
+          </w:tcPr>
+          <w:p>
+            <w:pPr>
+              <w:pStyle w:val="SemEspaamento"/>
+              <w:rPr>
+                <w:b/>
+              </w:rPr>
+            </w:pPr>
+          </w:p>
+        </w:tc>
+        <w:tc>
+          <w:tcPr>
+            <w:tcW w:w="4247" w:type="dxa"/>
+          </w:tcPr>
+          <w:p>
+            <w:pPr>
+              <w:pStyle w:val="SemEspaamento"/>
+              <w:rPr>
+                <w:b/>
+              </w:rPr>
+            </w:pPr>
+          </w:p>
+        </w:tc>
+      </w:tr>
+      <w:tr>
+        <w:tc>
+          <w:tcPr>
+            <w:tcW w:w="4247" w:type="dxa"/>
+          </w:tcPr>
+          <w:p>
+            <w:pPr>
+              <w:pStyle w:val="SemEspaamento"/>
+              <w:rPr>
+                <w:b/>
+              </w:rPr>
+            </w:pPr>
+          </w:p>
+        </w:tc>
+        <w:tc>
+          <w:tcPr>
+            <w:tcW w:w="4247" w:type="dxa"/>
+          </w:tcPr>
+          <w:p>
+            <w:pPr>
+              <w:pStyle w:val="SemEspaamento"/>
+              <w:rPr>
+                <w:b/>
+              </w:rPr>
+            </w:pPr>
+          </w:p>
+        </w:tc>
+      </w:tr>
+      <w:tr>
+        <w:tc>
+          <w:tcPr>
+            <w:tcW w:w="4247" w:type="dxa"/>
+          </w:tcPr>
+          <w:p>
+            <w:pPr>
+              <w:pStyle w:val="SemEspaamento"/>
+              <w:rPr>
+                <w:b/>
+              </w:rPr>
+            </w:pPr>
+          </w:p>
+        </w:tc>
+        <w:tc>
+          <w:tcPr>
+            <w:tcW w:w="4247" w:type="dxa"/>
+          </w:tcPr>
+          <w:p>
+            <w:pPr>
+              <w:pStyle w:val="SemEspaamento"/>
+              <w:rPr>
+                <w:b/>
+              </w:rPr>
+            </w:pPr>
+          </w:p>
+        </w:tc>
+      </w:tr>
+      <w:tr>
+        <w:tc>
+          <w:tcPr>
+            <w:tcW w:w="4247" w:type="dxa"/>
+          </w:tcPr>
+          <w:p>
+            <w:pPr>
+              <w:pStyle w:val="SemEspaamento"/>
+              <w:rPr>
+                <w:b/>
+              </w:rPr>
+            </w:pPr>
+          </w:p>
+        </w:tc>
+        <w:tc>
+          <w:tcPr>
+            <w:tcW w:w="4247" w:type="dxa"/>
+          </w:tcPr>
+          <w:p>
+            <w:pPr>
+              <w:pStyle w:val="SemEspaamento"/>
+              <w:rPr>
+                <w:b/>
+              </w:rPr>
+            </w:pPr>
+          </w:p>
+        </w:tc>
+      </w:tr>
     </w:tbl>
+    <w:p>
+      <w:pPr>
+        <w:pStyle w:val="SemEspaamento"/>
+        <w:rPr>
+          <w:b/>
+        </w:rPr>
+      </w:pPr>
+      <w:r>
+        <w:rPr>
+          <w:b/>
+        </w:rPr>
+        <w:lastRenderedPageBreak/>
+        <w:t>Giza, eu posso escolher ninho e chocolate no mesmo pedido?</w:t>
+      </w:r>
+    </w:p>
+    <w:p>
+      <w:pPr>
+        <w:pStyle w:val="SemEspaamento"/>
+      </w:pPr>
+      <w:r>
+        <w:t>Boa pergunta! C</w:t>
+      </w:r>
+      <w:r>
+        <w:t xml:space="preserve">laro que podemos fazer assim :) </w:t>
+      </w:r>
+    </w:p>
+    <w:p>
+      <w:pPr>
+        <w:pStyle w:val="SemEspaamento"/>
+      </w:pPr>
+      <w:r>
+        <w:t>Basta nos avisar certinho e com antecedência, para prepararmos com tempo e muito carinho.</w:t>
+      </w:r>
+    </w:p>
+    <w:p>
+      <w:pPr>
+        <w:pStyle w:val="SemEspaamento"/>
+        <w:rPr>
+          <w:b/>
+        </w:rPr>
+      </w:pPr>
+    </w:p>
+    <w:p>
+      <w:pPr>
+        <w:pStyle w:val="SemEspaamento"/>
+        <w:rPr>
+          <w:b/>
+        </w:rPr>
+      </w:pPr>
+      <w:r>
+        <w:rPr>
+          <w:b/>
+        </w:rPr>
+        <w:t>Perguntas frequentes:</w:t>
+      </w:r>
+    </w:p>
+    <w:p>
+      <w:pPr>
+        <w:pStyle w:val="SemEspaamento"/>
+      </w:pPr>
+      <w:r>
+        <w:t>- Como é feito o pagamento?</w:t>
+      </w:r>
+    </w:p>
+    <w:p>
+      <w:pPr>
+        <w:pStyle w:val="SemEspaamento"/>
+      </w:pPr>
+      <w:r>
+        <w:t>Temos a opção de dinheiro, e PIX.</w:t>
+      </w:r>
+    </w:p>
+    <w:p>
+      <w:pPr>
+        <w:pStyle w:val="SemEspaamento"/>
+      </w:pPr>
+      <w:r>
+        <w:t>- Os biscoitos tem glúten?</w:t>
+      </w:r>
+    </w:p>
+    <w:p>
+      <w:pPr>
+        <w:pStyle w:val="SemEspaamento"/>
+      </w:pPr>
+      <w:r>
+        <w:t>Sim, no momento eles são todos com glúten, futuramente vamos produzir a linha sem.</w:t>
+      </w:r>
+    </w:p>
+    <w:p>
+      <w:pPr>
+        <w:pStyle w:val="SemEspaamento"/>
+      </w:pPr>
+      <w:r>
+        <w:t xml:space="preserve">Mas se você realmente quer nossos biscoitos para sua encomenda, podemos fazer sem glúten, apenas agendar com antecedência. </w:t>
+      </w:r>
+      <w:r>
+        <w:sym w:font="Wingdings" w:char="F04A"/>
+      </w:r>
+      <w:r>
+        <w:t xml:space="preserve"> </w:t>
+      </w:r>
+    </w:p>
+    <w:p>
+      <w:pPr>
+        <w:pStyle w:val="SemEspaamento"/>
+      </w:pPr>
+      <w:r>
+        <w:t xml:space="preserve">- </w:t>
+      </w:r>
+    </w:p>
+    <w:p>
+      <w:pPr>
+        <w:pStyle w:val="SemEspaamento"/>
+      </w:pPr>
+    </w:p>
+    <w:p>
+      <w:pPr>
+        <w:pStyle w:val="SemEspaamento"/>
+      </w:pPr>
+    </w:p>
+    <w:p>
+      <w:pPr>
+        <w:pStyle w:val="SemEspaamento"/>
+        <w:rPr>
+          <w:b/>
+        </w:rPr>
+      </w:pPr>
+      <w:r>
+        <w:rPr>
+          <w:b/>
+        </w:rPr>
+        <w:t>Texto de entrada (quando entram em contato):</w:t>
+      </w:r>
+    </w:p>
+    <w:p>
+      <w:pPr>
+        <w:pStyle w:val="SemEspaamento"/>
+      </w:pPr>
+      <w:proofErr w:type="spellStart"/>
+      <w:r>
+        <w:t>Ola</w:t>
+      </w:r>
+      <w:proofErr w:type="spellEnd"/>
+      <w:r>
+        <w:t xml:space="preserve">, </w:t>
+      </w:r>
+      <w:proofErr w:type="gramStart"/>
+      <w:r>
+        <w:t>Tudo</w:t>
+      </w:r>
+      <w:proofErr w:type="gramEnd"/>
+      <w:r>
+        <w:t xml:space="preserve"> bem? </w:t>
+      </w:r>
+      <w:r>
+        <w:br/>
+        <w:t>Que alegria você por aqui! </w:t>
+      </w:r>
+    </w:p>
+    <w:p>
+      <w:pPr>
+        <w:pStyle w:val="SemEspaamento"/>
+      </w:pPr>
+    </w:p>
+    <w:p>
+      <w:pPr>
+        <w:pStyle w:val="SemEspaamento"/>
+      </w:pPr>
+    </w:p>
+    <w:p>
+      <w:pPr>
+        <w:pStyle w:val="SemEspaamento"/>
+        <w:rPr>
+          <w:b/>
+        </w:rPr>
+      </w:pPr>
+      <w:r>
+        <w:rPr>
+          <w:b/>
+        </w:rPr>
+        <w:t>Texto de pagamento:</w:t>
+      </w:r>
+    </w:p>
+    <w:p>
+      <w:pPr>
+        <w:pStyle w:val="SemEspaamento"/>
+      </w:pPr>
+      <w:r>
+        <w:t xml:space="preserve">- Dinheiro </w:t>
+      </w:r>
+    </w:p>
+    <w:p>
+      <w:pPr>
+        <w:pStyle w:val="SemEspaamento"/>
+      </w:pPr>
+      <w:r>
+        <w:t xml:space="preserve">- PIX: 02401904913 </w:t>
+      </w:r>
+    </w:p>
+    <w:p>
+      <w:pPr>
+        <w:pStyle w:val="SemEspaamento"/>
+      </w:pPr>
+    </w:p>
+    <w:p>
+      <w:pPr>
+        <w:pStyle w:val="SemEspaamento"/>
+      </w:pPr>
+    </w:p>
     <w:p>
       <w:pPr>
         <w:pStyle w:val="SemEspaamento"/>

--- a/ideias de catalogo e perguntas.docx
+++ b/ideias de catalogo e perguntas.docx
@@ -25,6 +25,12 @@
         <w:rPr>
           <w:b/>
         </w:rPr>
+        <w:t xml:space="preserve"> Redondo</w:t>
+      </w:r>
+      <w:r>
+        <w:rPr>
+          <w:b/>
+        </w:rPr>
         <w:t>:</w:t>
       </w:r>
     </w:p>
@@ -75,13 +81,25 @@
         </w:rPr>
         <w:t>Biscoitos de c</w:t>
       </w:r>
+      <w:r>
+        <w:rPr>
+          <w:b/>
+        </w:rPr>
+        <w:t>hocolate</w:t>
+      </w:r>
+      <w:r>
+        <w:rPr>
+          <w:b/>
+        </w:rPr>
+        <w:t xml:space="preserve"> Redondo</w:t>
+      </w:r>
       <w:bookmarkStart w:id="0" w:name="_GoBack"/>
       <w:bookmarkEnd w:id="0"/>
       <w:r>
         <w:rPr>
           <w:b/>
         </w:rPr>
-        <w:t>hocolate:</w:t>
+        <w:t>:</w:t>
       </w:r>
     </w:p>
     <w:p>
